--- a/3.2 Browser/3.2 Browser.docx
+++ b/3.2 Browser/3.2 Browser.docx
@@ -6,15 +6,82 @@
       <w:pPr>
         <w:rPr>
           <w:rFonts w:hint="eastAsia" w:ascii="Times New Roman" w:hAnsi="Times New Roman" w:eastAsia="宋体"/>
-          <w:lang w:val="en-US" w:eastAsia="zh-CN"/>
-        </w:rPr>
-      </w:pPr>
-      <w:r>
-        <w:rPr>
-          <w:rFonts w:hint="eastAsia" w:ascii="Times New Roman" w:hAnsi="Times New Roman" w:eastAsia="宋体"/>
-          <w:lang w:val="en-US" w:eastAsia="zh-CN"/>
-        </w:rPr>
-        <w:t>在mapping_homework中，我们通过两种方法mem指令与alt+samse指令获得了两个sam文件，分别是THA2-bwa.sam与THA2-bwa_new.sam。</w:t>
+          <w:b w:val="0"/>
+          <w:bCs w:val="0"/>
+          <w:sz w:val="36"/>
+          <w:szCs w:val="44"/>
+          <w:lang w:val="en-US" w:eastAsia="zh-CN"/>
+        </w:rPr>
+      </w:pPr>
+      <w:r>
+        <w:rPr>
+          <w:rFonts w:hint="eastAsia" w:ascii="Times New Roman" w:hAnsi="Times New Roman" w:eastAsia="宋体"/>
+          <w:b w:val="0"/>
+          <w:bCs w:val="0"/>
+          <w:sz w:val="36"/>
+          <w:szCs w:val="44"/>
+          <w:lang w:val="en-US" w:eastAsia="zh-CN"/>
+        </w:rPr>
+        <w:t>3.2 Genome_Browser_homework</w:t>
+      </w:r>
+    </w:p>
+    <w:p>
+      <w:pPr>
+        <w:rPr>
+          <w:rFonts w:hint="default" w:ascii="Times New Roman" w:hAnsi="Times New Roman" w:eastAsia="宋体"/>
+          <w:b w:val="0"/>
+          <w:bCs w:val="0"/>
+          <w:sz w:val="21"/>
+          <w:szCs w:val="24"/>
+          <w:lang w:val="en-US" w:eastAsia="zh-CN"/>
+        </w:rPr>
+      </w:pPr>
+    </w:p>
+    <w:p>
+      <w:pPr>
+        <w:rPr>
+          <w:rFonts w:hint="default" w:ascii="Times New Roman" w:hAnsi="Times New Roman" w:eastAsia="宋体"/>
+          <w:lang w:val="en-US" w:eastAsia="zh-CN"/>
+        </w:rPr>
+      </w:pPr>
+      <w:r>
+        <w:rPr>
+          <w:rFonts w:hint="eastAsia" w:ascii="Times New Roman" w:hAnsi="Times New Roman" w:eastAsia="宋体"/>
+          <w:lang w:val="en-US" w:eastAsia="zh-CN"/>
+        </w:rPr>
+        <w:t>徐英泽 2024011267</w:t>
+      </w:r>
+    </w:p>
+    <w:p>
+      <w:pPr>
+        <w:rPr>
+          <w:rFonts w:hint="default" w:ascii="Times New Roman" w:hAnsi="Times New Roman" w:eastAsia="宋体"/>
+          <w:lang w:val="en-US" w:eastAsia="zh-CN"/>
+        </w:rPr>
+      </w:pPr>
+    </w:p>
+    <w:p>
+      <w:pPr>
+        <w:rPr>
+          <w:rFonts w:hint="eastAsia" w:ascii="Times New Roman" w:hAnsi="Times New Roman" w:eastAsia="宋体"/>
+          <w:lang w:val="en-US" w:eastAsia="zh-CN"/>
+        </w:rPr>
+      </w:pPr>
+      <w:r>
+        <w:rPr>
+          <w:rFonts w:hint="eastAsia" w:ascii="Times New Roman" w:hAnsi="Times New Roman" w:eastAsia="宋体"/>
+          <w:lang w:val="en-US" w:eastAsia="zh-CN"/>
+        </w:rPr>
+        <w:t>在mapping_homework中，我们通过</w:t>
+      </w:r>
+      <w:bookmarkStart w:id="0" w:name="_GoBack"/>
+      <w:bookmarkEnd w:id="0"/>
+      <w:r>
+        <w:rPr>
+          <w:rFonts w:hint="eastAsia" w:ascii="Times New Roman" w:hAnsi="Times New Roman" w:eastAsia="宋体"/>
+          <w:lang w:val="en-US" w:eastAsia="zh-CN"/>
+        </w:rPr>
+        <w:t>两种方法mem指令与alt+samse指令获得了两个sam文件，分别是THA2-bwa.sam与THA2-bwa_new.sam。</w:t>
       </w:r>
     </w:p>
     <w:p>
@@ -228,14 +295,7 @@
           <w:rFonts w:hint="eastAsia" w:ascii="Times New Roman" w:hAnsi="Times New Roman" w:eastAsia="宋体"/>
           <w:lang w:val="en-US" w:eastAsia="zh-CN"/>
         </w:rPr>
-        <w:t>需要注意的是，</w:t>
-      </w:r>
-      <w:r>
-        <w:rPr>
-          <w:rFonts w:hint="eastAsia" w:ascii="Times New Roman" w:hAnsi="Times New Roman" w:eastAsia="宋体"/>
-          <w:lang w:val="en-US" w:eastAsia="zh-CN"/>
-        </w:rPr>
-        <w:t>THA2-bwa_new.sam文件内部由于未将染色体信息正确排序，使用</w:t>
+        <w:t>需要注意的是，THA2-bwa_new.sam文件内部由于未将染色体信息正确排序，使用</w:t>
       </w:r>
     </w:p>
     <w:p>
@@ -517,8 +577,6 @@
           <w:lang w:val="en-US" w:eastAsia="zh-CN"/>
         </w:rPr>
       </w:pPr>
-      <w:bookmarkStart w:id="0" w:name="_GoBack"/>
-      <w:bookmarkEnd w:id="0"/>
     </w:p>
     <w:p>
       <w:r>
@@ -606,14 +664,7 @@
           <w:rFonts w:hint="eastAsia" w:ascii="Times New Roman" w:hAnsi="Times New Roman" w:eastAsia="宋体"/>
           <w:lang w:val="en-US" w:eastAsia="zh-CN"/>
         </w:rPr>
-        <w:t>T</w:t>
-      </w:r>
-      <w:r>
-        <w:rPr>
-          <w:rFonts w:hint="eastAsia" w:ascii="Times New Roman" w:hAnsi="Times New Roman" w:eastAsia="宋体"/>
-          <w:lang w:val="en-US" w:eastAsia="zh-CN"/>
-        </w:rPr>
-        <w:t>HA2-bwa_new.sorted.sam在OLI1基因附近成功比对到了多条序列，图中可见序列信息以及深度。</w:t>
+        <w:t>THA2-bwa_new.sorted.sam在OLI1基因附近成功比对到了多条序列，图中可见序列信息以及深度。</w:t>
       </w:r>
     </w:p>
     <w:sectPr>
@@ -740,7 +791,7 @@
     <w:lsdException w:unhideWhenUsed="0" w:uiPriority="0" w:semiHidden="0" w:name="HTML Sample"/>
     <w:lsdException w:unhideWhenUsed="0" w:uiPriority="0" w:semiHidden="0" w:name="HTML Typewriter"/>
     <w:lsdException w:unhideWhenUsed="0" w:uiPriority="0" w:semiHidden="0" w:name="HTML Variable"/>
-    <w:lsdException w:unhideWhenUsed="0" w:uiPriority="0" w:name="Normal Table"/>
+    <w:lsdException w:qFormat="1" w:unhideWhenUsed="0" w:uiPriority="0" w:name="Normal Table"/>
     <w:lsdException w:unhideWhenUsed="0" w:uiPriority="0" w:semiHidden="0" w:name="annotation subject"/>
     <w:lsdException w:unhideWhenUsed="0" w:uiPriority="0" w:semiHidden="0" w:name="Table Simple 1"/>
     <w:lsdException w:unhideWhenUsed="0" w:uiPriority="0" w:semiHidden="0" w:name="Table Simple 2"/>
@@ -910,6 +961,7 @@
   <w:style w:type="table" w:default="1" w:styleId="3">
     <w:name w:val="Normal Table"/>
     <w:semiHidden/>
+    <w:qFormat/>
     <w:uiPriority w:val="0"/>
     <w:tblPr>
       <w:tblCellMar>
